--- a/docs/한재웅/[모델배포] 서비스 테스트 계획 및  결과 보고서_27기_4팀.docx
+++ b/docs/한재웅/[모델배포] 서비스 테스트 계획 및  결과 보고서_27기_4팀.docx
@@ -986,7 +986,7 @@
               </w:rPr>
             </w:pPr>
             <w:r>
-              <w:t>MySQL 및 Neo4j Graph DB 적재</w:t>
+              <w:t>PostgreSQL 및 Neo4j Graph DB 적재</w:t>
             </w:r>
           </w:p>
         </w:tc>
@@ -1961,7 +1961,7 @@
               </w:rPr>
             </w:pPr>
             <w:r>
-              <w:t>데이터베이스</w:t>
+              <w:t>RDB (PostgreSQL) / Graph DB (Neo4j)</w:t>
             </w:r>
           </w:p>
         </w:tc>
@@ -2029,7 +2029,7 @@
               </w:rPr>
             </w:pPr>
             <w:r>
-              <w:t>MySQL 8.0 (ChatMessage, MindReport, MbtiQuestionResponse) / Neo4j 5.15 (LTM Graph Memory)</w:t>
+              <w:t>PostgreSQL 15 (ChatMessage, MindReport, MbtiQuestionResponse) / Neo4j 5.15 (LTM Graph Memory)</w:t>
             </w:r>
           </w:p>
         </w:tc>
